--- a/Diplomata_ES/docx/2부8화_La_Brevisima.docx
+++ b/Diplomata_ES/docx/2부8화_La_Brevisima.docx
@@ -5865,7 +5865,7 @@
           <w:i w:val="0"/>
           <w:sz w:val="22"/>
         </w:rPr>
-        <w:t>«Porque un hombre me dijo que lo importante era quién lo contara primero. Y porque tengo un hijo de diez años que algún día preguntará qué hizo su padre cuando se acabó el dinero».</w:t>
+        <w:t>«Porque un hombre me dijo que lo importante era quién lo contara primero. Y porque tengo un nieto de diez años que algún día preguntará qué hizo su abuelo cuando se acabó el dinero».</w:t>
       </w:r>
     </w:p>
     <w:p>
@@ -5881,7 +5881,7 @@
           <w:color w:val="555555"/>
           <w:sz w:val="19"/>
         </w:rPr>
-        <w:t>'한 사람이 제게 중요한 건 누가 먼저 말하느냐라고 했기 때문입니다. 그리고 언젠가 돈이 끊겼을 때 아버지가 뭘 했느냐고 물을 열 살 아들이 있기 때문입니다'.</w:t>
+        <w:t>'한 사람이 제게 중요한 건 누가 먼저 말하느냐라고 했기 때문입니다. 그리고 언젠가 돈이 끊겼을 때 할아버지가 뭘 했느냐고 물을 열 살 손자가 있기 때문입니다'.</w:t>
       </w:r>
     </w:p>
     <w:p>
